--- a/КПП/Том СПС КПП/Акт об окончании ПНР СПС КПП.docx
+++ b/КПП/Том СПС КПП/Акт об окончании ПНР СПС КПП.docx
@@ -188,7 +188,7 @@
                 <w:i w:val="0"/>
                 <w:sz w:val="22"/>
               </w:rPr>
-              <w:t>«31» октября 2026 г.</w:t>
+              <w:t>«28» октября 2026 г.</w:t>
             </w:r>
           </w:p>
         </w:tc>
@@ -311,7 +311,7 @@
           <w:i/>
           <w:sz w:val="20"/>
         </w:rPr>
-        <w:t>Пусконаладочные работы системы пожарной сигнализации и системы оповещения и управления эвакуацией (АПС, СОУЭ) здания КПП выполнены ООО «АльтЭн» в период с 27.10.2026 по 31.10.2026.</w:t>
+        <w:t>Пусконаладочные работы системы пожарной сигнализации и системы оповещения и управления эвакуацией (АПС, СОУЭ) здания КПП выполнены ООО «АльтЭн» в период с 24.10.2026 по 28.10.2026.</w:t>
       </w:r>
     </w:p>
     <w:p>
@@ -380,7 +380,7 @@
           <w:i/>
           <w:sz w:val="20"/>
         </w:rPr>
-        <w:t>Результаты пусконаладочных работ отражены в техническом отчёте № ТО-СПС-КПП от 31.10.2026.</w:t>
+        <w:t>Результаты пусконаладочных работ отражены в техническом отчёте № ТО-СПС-КПП от 28.10.2026.</w:t>
       </w:r>
     </w:p>
     <w:p>
